--- a/filesystem/ACTD/Compliance/post_accident_testing_policy.docx
+++ b/filesystem/ACTD/Compliance/post_accident_testing_policy.docx
@@ -1416,175 +1416,7 @@
           <w:color w:val="1F2937"/>
           <w:sz w:val="21"/>
         </w:rPr>
-        <w:t>Following an accident that does not involve loss of human life, ACTD shall conduct drug and alcohol tests on each covered employee operating the revenue service vehicle at the time of the accident, and on any other covered employee whose performance of a safety-sensitive function cannot be completely discounted as a contributing factor, if:</w:t>
-      </w:r>
-    </w:p>
-    <w:p>
-      <w:pPr>
-        <w:spacing w:line="283" w:lineRule="auto" w:after="80" w:before="20"/>
-        <w:ind w:left="504" w:hanging="504"/>
-        <w:jc w:val="both"/>
-      </w:pPr>
-      <w:r>
-        <w:rPr>
-          <w:rFonts w:ascii="Helvetica" w:hAnsi="Helvetica" w:cs="Helvetica" w:eastAsia="Calibri"/>
-          <w:b/>
-          <w:i w:val="0"/>
-          <w:color w:val="1F2937"/>
-          <w:sz w:val="21"/>
-        </w:rPr>
-        <w:t>(a)</w:t>
-      </w:r>
-      <w:r>
-        <w:rPr>
-          <w:rFonts w:ascii="Helvetica" w:hAnsi="Helvetica" w:cs="Helvetica" w:eastAsia="Calibri"/>
-          <w:b w:val="0"/>
-          <w:i w:val="0"/>
-          <w:color w:val="1F2937"/>
-          <w:sz w:val="21"/>
-        </w:rPr>
-        <w:t xml:space="preserve"> The accident results in </w:t>
-      </w:r>
-      <w:r>
-        <w:rPr>
-          <w:rFonts w:ascii="Helvetica" w:hAnsi="Helvetica" w:cs="Helvetica" w:eastAsia="Calibri"/>
-          <w:b/>
-          <w:i w:val="0"/>
-          <w:color w:val="1F2937"/>
-          <w:sz w:val="21"/>
-        </w:rPr>
-        <w:t>disabling damage to any motor vehicle</w:t>
-      </w:r>
-      <w:r>
-        <w:rPr>
-          <w:rFonts w:ascii="Helvetica" w:hAnsi="Helvetica" w:cs="Helvetica" w:eastAsia="Calibri"/>
-          <w:b w:val="0"/>
-          <w:i w:val="0"/>
-          <w:color w:val="1F2937"/>
-          <w:sz w:val="21"/>
-        </w:rPr>
-        <w:t xml:space="preserve"> requiring the vehicle to be transported away from the scene by a tow truck or other vehicle; or</w:t>
-      </w:r>
-    </w:p>
-    <w:p>
-      <w:pPr>
-        <w:spacing w:line="283" w:lineRule="auto" w:after="80" w:before="20"/>
-        <w:ind w:left="504" w:hanging="504"/>
-        <w:jc w:val="both"/>
-      </w:pPr>
-      <w:r>
-        <w:rPr>
-          <w:rFonts w:ascii="Helvetica" w:hAnsi="Helvetica" w:cs="Helvetica" w:eastAsia="Calibri"/>
-          <w:b/>
-          <w:i w:val="0"/>
-          <w:color w:val="1F2937"/>
-          <w:sz w:val="21"/>
-        </w:rPr>
-        <w:t>(b)</w:t>
-      </w:r>
-      <w:r>
-        <w:rPr>
-          <w:rFonts w:ascii="Helvetica" w:hAnsi="Helvetica" w:cs="Helvetica" w:eastAsia="Calibri"/>
-          <w:b w:val="0"/>
-          <w:i w:val="0"/>
-          <w:color w:val="1F2937"/>
-          <w:sz w:val="21"/>
-        </w:rPr>
-        <w:t xml:space="preserve"> The accident results in an injury requiring </w:t>
-      </w:r>
-      <w:r>
-        <w:rPr>
-          <w:rFonts w:ascii="Helvetica" w:hAnsi="Helvetica" w:cs="Helvetica" w:eastAsia="Calibri"/>
-          <w:b/>
-          <w:i w:val="0"/>
-          <w:color w:val="1F2937"/>
-          <w:sz w:val="21"/>
-        </w:rPr>
-        <w:t>immediate medical treatment away from the scene</w:t>
-      </w:r>
-      <w:r>
-        <w:rPr>
-          <w:rFonts w:ascii="Helvetica" w:hAnsi="Helvetica" w:cs="Helvetica" w:eastAsia="Calibri"/>
-          <w:b w:val="0"/>
-          <w:i w:val="0"/>
-          <w:color w:val="1F2937"/>
-          <w:sz w:val="21"/>
-        </w:rPr>
-        <w:t>, and the covered employee received a citation under state or local law for a moving traffic violation arising from the accident; or</w:t>
-      </w:r>
-    </w:p>
-    <w:p>
-      <w:pPr>
-        <w:spacing w:line="283" w:lineRule="auto" w:after="80" w:before="20"/>
-        <w:ind w:left="504" w:hanging="504"/>
-        <w:jc w:val="both"/>
-      </w:pPr>
-      <w:r>
-        <w:rPr>
-          <w:rFonts w:ascii="Helvetica" w:hAnsi="Helvetica" w:cs="Helvetica" w:eastAsia="Calibri"/>
-          <w:b/>
-          <w:i w:val="0"/>
-          <w:color w:val="1F2937"/>
-          <w:sz w:val="21"/>
-        </w:rPr>
-        <w:t>(c)</w:t>
-      </w:r>
-      <w:r>
-        <w:rPr>
-          <w:rFonts w:ascii="Helvetica" w:hAnsi="Helvetica" w:cs="Helvetica" w:eastAsia="Calibri"/>
-          <w:b w:val="0"/>
-          <w:i w:val="0"/>
-          <w:color w:val="1F2937"/>
-          <w:sz w:val="21"/>
-        </w:rPr>
-        <w:t xml:space="preserve"> The accident results in a release of hazardous materials from the vehicle that requires the involvement of an emergency response team; or</w:t>
-      </w:r>
-    </w:p>
-    <w:p>
-      <w:pPr>
-        <w:spacing w:line="283" w:lineRule="auto" w:after="80" w:before="20"/>
-        <w:ind w:left="504" w:hanging="504"/>
-        <w:jc w:val="both"/>
-      </w:pPr>
-      <w:r>
-        <w:rPr>
-          <w:rFonts w:ascii="Helvetica" w:hAnsi="Helvetica" w:cs="Helvetica" w:eastAsia="Calibri"/>
-          <w:b/>
-          <w:i w:val="0"/>
-          <w:color w:val="1F2937"/>
-          <w:sz w:val="21"/>
-        </w:rPr>
-        <w:t>(d)</w:t>
-      </w:r>
-      <w:r>
-        <w:rPr>
-          <w:rFonts w:ascii="Helvetica" w:hAnsi="Helvetica" w:cs="Helvetica" w:eastAsia="Calibri"/>
-          <w:b w:val="0"/>
-          <w:i w:val="0"/>
-          <w:color w:val="1F2937"/>
-          <w:sz w:val="21"/>
-        </w:rPr>
-        <w:t xml:space="preserve"> In the case of an accident involving a bus, van, or automobile, the accident results in </w:t>
-      </w:r>
-      <w:r>
-        <w:rPr>
-          <w:rFonts w:ascii="Helvetica" w:hAnsi="Helvetica" w:cs="Helvetica" w:eastAsia="Calibri"/>
-          <w:b/>
-          <w:i w:val="0"/>
-          <w:color w:val="1F2937"/>
-          <w:sz w:val="21"/>
-        </w:rPr>
-        <w:t>disabling damage to any other motor vehicle or immovable object</w:t>
-      </w:r>
-      <w:r>
-        <w:rPr>
-          <w:rFonts w:ascii="Helvetica" w:hAnsi="Helvetica" w:cs="Helvetica" w:eastAsia="Calibri"/>
-          <w:b w:val="0"/>
-          <w:i w:val="0"/>
-          <w:color w:val="1F2937"/>
-          <w:sz w:val="21"/>
-        </w:rPr>
-        <w:t>, in a manner consistent with the § 655.44(a)(2) criteria.</w:t>
+        <w:t>As soon as practicable following an accident that does not involve the loss of human life in which a revenue service vehicle is involved, ACTD shall conduct drug and alcohol tests on each covered employee operating the revenue service vehicle at the time of the accident, unless the DER or Compliance Officer determines, using the best information available at the time of the decision, that the covered employee's performance can be completely discounted as a contributing factor to the accident. ACTD shall also test any other covered employee whose performance of a safety-sensitive function cannot be completely discounted as a contributing factor to the accident.</w:t>
       </w:r>
     </w:p>
     <w:p>

--- a/filesystem/ACTD/Compliance/post_accident_testing_policy.docx
+++ b/filesystem/ACTD/Compliance/post_accident_testing_policy.docx
@@ -3299,7 +3299,7 @@
           <w:color w:val="6B7280"/>
           <w:sz w:val="22"/>
         </w:rPr>
-        <w:t>_________________________________</w:t>
+        <w:t>/s/ Harlan T. Odegaard</w:t>
       </w:r>
     </w:p>
     <w:p>
@@ -3411,7 +3411,7 @@
           <w:color w:val="6B7280"/>
           <w:sz w:val="22"/>
         </w:rPr>
-        <w:t>_________________________________</w:t>
+        <w:t>/s/ Marlene Okonkwo</w:t>
       </w:r>
     </w:p>
     <w:p>
@@ -3459,7 +3459,7 @@
           <w:color w:val="6B7280"/>
           <w:sz w:val="22"/>
         </w:rPr>
-        <w:t>_________________________________</w:t>
+        <w:t>/s/ Diane Farkas</w:t>
       </w:r>
     </w:p>
     <w:p>

--- a/filesystem/ACTD/Compliance/post_accident_testing_policy.docx
+++ b/filesystem/ACTD/Compliance/post_accident_testing_policy.docx
@@ -1416,7 +1416,7 @@
           <w:color w:val="1F2937"/>
           <w:sz w:val="21"/>
         </w:rPr>
-        <w:t>As soon as practicable following an accident that does not involve the loss of human life in which a revenue service vehicle is involved, ACTD shall conduct drug and alcohol tests on each covered employee operating the revenue service vehicle at the time of the accident, unless the DER or Compliance Officer determines, using the best information available at the time of the decision, that the covered employee's performance can be completely discounted as a contributing factor to the accident. ACTD shall also test any other covered employee whose performance of a safety-sensitive function cannot be completely discounted as a contributing factor to the accident.</w:t>
+        <w:t>As soon as practicable following an accident that does not involve the loss of human life but that involves a revenue service vehicle, and in which either (a) an individual suffers bodily injury and immediately receives medical treatment away from the scene, or (b) one or more vehicles incurs disabling damage requiring it to be transported away from the scene by a tow truck or other vehicle, ACTD shall conduct drug and alcohol tests on each covered employee operating the revenue service vehicle at the time of the accident, unless the DER or Compliance Officer determines, using the best information available at the time of the decision, that the covered employee's performance can be completely discounted as a contributing factor to the accident. ACTD shall also test any other covered employee whose performance of a safety-sensitive function cannot be completely discounted as a contributing factor to the accident.</w:t>
       </w:r>
     </w:p>
     <w:p>
@@ -1840,7 +1840,7 @@
           <w:color w:val="1F2937"/>
           <w:sz w:val="21"/>
         </w:rPr>
-        <w:t>The confirmation test result is the final result. A confirmed alcohol concentration of 0.02 g/210L or greater is a positive DOT alcohol test for purposes of 49 CFR Part 655. The BAT shall transmit the result to the DER by direct communication (in person, by telephone, or by electronic means) as soon as the confirmation test is complete.</w:t>
+        <w:t>The confirmation test result is the final result. A confirmed alcohol concentration of 0.04 g/210L or greater is a positive DOT alcohol test for purposes of 49 CFR Part 655. A confirmed concentration of 0.02 g/210L or greater but less than 0.04 g/210L is not a positive test but requires temporary removal from safety-sensitive duty under § 7.3. The BAT shall transmit the result to the DER by direct communication (in person, by telephone, or by electronic means) as soon as the confirmation test is complete.</w:t>
       </w:r>
     </w:p>
     <w:p>

--- a/filesystem/ACTD/Compliance/post_accident_testing_policy.docx
+++ b/filesystem/ACTD/Compliance/post_accident_testing_policy.docx
@@ -3098,7 +3098,7 @@
           <w:color w:val="1F2937"/>
           <w:sz w:val="21"/>
         </w:rPr>
-        <w:t>No covered employee removed from safety-sensitive duty under § 7.3 shall be returned to the performance of safety-sensitive functions until the employee has successfully completed the return-to-duty process required by 49 CFR Part 40, Subpart O, including evaluation by a qualified Substance Abuse Professional, successful completion of any prescribed treatment, and a negative return-to-duty test conducted under direct observation. The employee shall thereafter be subject to follow-up testing as directed by the SAP.</w:t>
+        <w:t>No covered employee removed from safety-sensitive duty under § 655.61 or § 655.62 (a verified positive test, a confirmed alcohol concentration of 0.04 g/210L or greater, or a refusal to test) shall be returned to the performance of safety-sensitive functions until the employee has successfully completed the return-to-duty process required by 49 CFR Part 40, Subpart O, including evaluation by a qualified Substance Abuse Professional, successful completion of any prescribed treatment, and a negative return-to-duty test conducted under direct observation. The employee shall thereafter be subject to follow-up testing as directed by the SAP. A covered employee temporarily removed under § 655.35 for a confirmed alcohol concentration of 0.02 g/210L or greater but less than 0.04 g/210L may return to safety-sensitive duty once retested with a result below 0.02 g/210L, consistent with § 655.48, without the Subpart O SAP process.</w:t>
       </w:r>
     </w:p>
     <w:p>
